--- a/Part-Two-Ch07-The-Union-Breaks/Fort Wagner & the 54th Massachusetts.docx
+++ b/Part-Two-Ch07-The-Union-Breaks/Fort Wagner & the 54th Massachusetts.docx
@@ -9,25 +9,22 @@
         <w:tblLook w:firstColumn="1" w:firstRow="1" w:lastColumn="0" w:lastRow="0" w:noHBand="0" w:noVBand="1" w:val="04A0"/>
       </w:tblPr>
       <w:tblGrid>
-        <w:gridCol w:w="9936"/>
+        <w:gridCol w:w="10224"/>
       </w:tblGrid>
       <w:tr>
         <w:tc>
           <w:tcPr>
-            <w:tcW w:type="dxa" w:w="9936"/>
+            <w:tcW w:type="dxa" w:w="10224"/>
             <w:shd w:val="clear" w:fill="B1442F"/>
           </w:tcPr>
           <w:p>
-            <w:pPr>
-              <w:jc w:val="left"/>
-            </w:pPr>
             <w:r>
               <w:rPr>
                 <w:b/>
                 <w:color w:val="FFE6DE"/>
                 <w:sz w:val="18"/>
               </w:rPr>
-              <w:t>CHAPTER 7 · DEEP DIVE · A HOUSE DIVIDED</w:t>
+              <w:t>PROMISE &amp; PRACTICE  ·  DEEP DIVE  ·  SOURCE ANALYSIS</w:t>
             </w:r>
           </w:p>
           <w:p>
@@ -35,18 +32,19 @@
               <w:rPr>
                 <w:b/>
                 <w:color w:val="FFFFFF"/>
-                <w:sz w:val="40"/>
+                <w:sz w:val="42"/>
               </w:rPr>
-              <w:t>Fort Wagner &amp; the 54th Massachusetts</w:t>
+              <w:t>Fort Wagner &amp; the 54th Massachusetts — A House Divided</w:t>
             </w:r>
           </w:p>
           <w:p>
             <w:r>
               <w:rPr>
+                <w:i/>
                 <w:color w:val="FFE6DE"/>
-                <w:sz w:val="21"/>
+                <w:sz w:val="22"/>
               </w:rPr>
-              <w:t>The assault that proved — before a watching nation — that Black soldiers would fight, and die, for freedom. July 1863.</w:t>
+              <w:t>The Battle That Was Lost and Won</w:t>
             </w:r>
           </w:p>
         </w:tc>
@@ -64,7 +62,7 @@
         <w:rPr>
           <w:sz w:val="21"/>
         </w:rPr>
-        <w:t xml:space="preserve">__________________________    </w:t>
+        <w:t xml:space="preserve">______________________________    </w:t>
       </w:r>
       <w:r>
         <w:rPr>
@@ -90,30 +88,227 @@
         <w:rPr>
           <w:sz w:val="21"/>
         </w:rPr>
-        <w:t>______________</w:t>
+        <w:t>________________</w:t>
+      </w:r>
+    </w:p>
+    <w:tbl>
+      <w:tblPr>
+        <w:tblW w:type="auto" w:w="0"/>
+        <w:tblLayout w:type="autofit"/>
+        <w:tblLook w:firstColumn="1" w:firstRow="1" w:lastColumn="0" w:lastRow="0" w:noHBand="0" w:noVBand="1" w:val="04A0"/>
+      </w:tblPr>
+      <w:tblGrid>
+        <w:gridCol w:w="10224"/>
+      </w:tblGrid>
+      <w:tr>
+        <w:tc>
+          <w:tcPr>
+            <w:tcW w:type="dxa" w:w="10224"/>
+            <w:shd w:val="clear" w:fill="f4c04e"/>
+          </w:tcPr>
+          <w:p>
+            <w:r>
+              <w:rPr>
+                <w:b/>
+                <w:color w:val="5A4512"/>
+                <w:sz w:val="19"/>
+              </w:rPr>
+              <w:t xml:space="preserve">WHAT I CAN DO TODAY   </w:t>
+            </w:r>
+            <w:r>
+              <w:rPr>
+                <w:color w:val="5A4512"/>
+                <w:sz w:val="21"/>
+              </w:rPr>
+              <w:t>I can read primary sources about Fort Wagner &amp; the 54th Massachusetts — A House Divided, weigh who made each one and why, and use evidence to answer historical questions.</w:t>
+            </w:r>
+          </w:p>
+        </w:tc>
+      </w:tr>
+    </w:tbl>
+    <w:p>
+      <w:r>
+        <w:rPr>
+          <w:b/>
+          <w:color w:val="B1442F"/>
+        </w:rPr>
+        <w:t xml:space="preserve">Directions. </w:t>
+      </w:r>
+      <w:r>
+        <w:rPr>
+          <w:sz w:val="22"/>
+        </w:rPr>
+        <w:t>When several sources agree, a historian's confidence grows. Read these accounts together and explain what they prove</w:t>
       </w:r>
     </w:p>
     <w:p/>
     <w:p>
       <w:r>
         <w:rPr>
+          <w:b/>
+          <w:color w:val="B1442F"/>
+          <w:sz w:val="26"/>
+        </w:rPr>
+        <w:t>THE SOURCES</w:t>
+      </w:r>
+    </w:p>
+    <w:p>
+      <w:pPr>
+        <w:spacing w:before="160"/>
+      </w:pPr>
+      <w:r>
+        <w:rPr>
+          <w:b/>
+          <w:color w:val="1C1714"/>
+          <w:sz w:val="23"/>
+        </w:rPr>
+        <w:t>THE IMAGE · 1890  —  Storming Fort Wagner</w:t>
+      </w:r>
+    </w:p>
+    <w:p>
+      <w:pPr>
+        <w:jc w:val="center"/>
+      </w:pPr>
+      <w:r>
+        <w:drawing>
+          <wp:inline xmlns:a="http://schemas.openxmlformats.org/drawingml/2006/main" xmlns:pic="http://schemas.openxmlformats.org/drawingml/2006/picture">
+            <wp:extent cx="3931920" cy="2934642"/>
+            <wp:docPr id="1" name="Picture 1"/>
+            <wp:cNvGraphicFramePr>
+              <a:graphicFrameLocks noChangeAspect="1"/>
+            </wp:cNvGraphicFramePr>
+            <a:graphic>
+              <a:graphicData uri="http://schemas.openxmlformats.org/drawingml/2006/picture">
+                <pic:pic>
+                  <pic:nvPicPr>
+                    <pic:cNvPr id="0" name="image.jpg"/>
+                    <pic:cNvPicPr/>
+                  </pic:nvPicPr>
+                  <pic:blipFill>
+                    <a:blip r:embed="rId9"/>
+                    <a:stretch>
+                      <a:fillRect/>
+                    </a:stretch>
+                  </pic:blipFill>
+                  <pic:spPr>
+                    <a:xfrm>
+                      <a:off x="0" y="0"/>
+                      <a:ext cx="3931920" cy="2934642"/>
+                    </a:xfrm>
+                    <a:prstGeom prst="rect"/>
+                  </pic:spPr>
+                </pic:pic>
+              </a:graphicData>
+            </a:graphic>
+          </wp:inline>
+        </w:drawing>
+      </w:r>
+    </w:p>
+    <w:p>
+      <w:pPr>
+        <w:ind w:left="432"/>
+      </w:pPr>
+      <w:r>
+        <w:rPr>
           <w:i/>
           <w:color w:val="1C1714"/>
           <w:sz w:val="22"/>
         </w:rPr>
-        <w:t>The assault that proved — before a watching nation — that Black soldiers would fight, and die, for freedom. July 1863.</w:t>
+        <w:t>Printed nearly 30 years later, this image shows how the nation chose to remember the 54th — as heroes at the very front of the fight</w:t>
+      </w:r>
+    </w:p>
+    <w:p>
+      <w:r>
+        <w:rPr>
+          <w:color w:val="6A6256"/>
+          <w:sz w:val="17"/>
+        </w:rPr>
+        <w:t>“Storming Fort Wagner” — chromolithograph, Kurz &amp; Allison, 1890, public domain (Library of Congress).</w:t>
       </w:r>
     </w:p>
     <w:p>
       <w:pPr>
-        <w:spacing w:after="80"/>
+        <w:spacing w:before="160"/>
       </w:pPr>
       <w:r>
         <w:rPr>
+          <w:b/>
           <w:color w:val="1C1714"/>
           <w:sz w:val="23"/>
         </w:rPr>
-        <w:t>Why did a battle the Union lost become one of the most important victories of the war?</w:t>
+        <w:t>SOURCE A · A NORTHERN NEWSPAPER · 1863  —  The report of the charge</w:t>
+      </w:r>
+    </w:p>
+    <w:p>
+      <w:pPr>
+        <w:ind w:left="432"/>
+      </w:pPr>
+      <w:r>
+        <w:rPr>
+          <w:i/>
+          <w:color w:val="1C1714"/>
+          <w:sz w:val="22"/>
+        </w:rPr>
+        <w:t>“The Fifty-fourth did well and nobly. … They moved up as gallantly as any troops could, and with their enthusiasm they deserved a better fate. … Through the cannon smoke of that dark night … they made Fort Wagner such a name to the colored race as Bunker Hill has been for ninety years to the white Yankees.”</w:t>
+        <w:br/>
+        <w:t>— New York Tribune, 1863. Public domain</w:t>
+      </w:r>
+    </w:p>
+    <w:p>
+      <w:r>
+        <w:rPr>
+          <w:color w:val="6A6256"/>
+          <w:sz w:val="17"/>
+        </w:rPr>
+        <w:t>— New York Tribune, 1863. Public domain.</w:t>
+      </w:r>
+    </w:p>
+    <w:p>
+      <w:pPr>
+        <w:spacing w:before="160"/>
+      </w:pPr>
+      <w:r>
+        <w:rPr>
+          <w:b/>
+          <w:color w:val="1C1714"/>
+          <w:sz w:val="23"/>
+        </w:rPr>
+        <w:t>SOURCE B · FREDERICK DOUGLASS · 1863  —  The argument for citizenship</w:t>
+      </w:r>
+    </w:p>
+    <w:p>
+      <w:pPr>
+        <w:ind w:left="432"/>
+      </w:pPr>
+      <w:r>
+        <w:rPr>
+          <w:i/>
+          <w:color w:val="1C1714"/>
+          <w:sz w:val="22"/>
+        </w:rPr>
+        <w:t>“Once let the black man get upon his person the brass letters, U.S. … and a musket on his shoulder … and there is no power on earth … which can deny that he has earned the right to citizenship.”</w:t>
+        <w:br/>
+        <w:t>— Frederick Douglass, 1863. Public domain</w:t>
+      </w:r>
+    </w:p>
+    <w:p>
+      <w:r>
+        <w:rPr>
+          <w:color w:val="6A6256"/>
+          <w:sz w:val="17"/>
+        </w:rPr>
+        <w:t>— Frederick Douglass, 1863. Public domain.</w:t>
+      </w:r>
+    </w:p>
+    <w:p/>
+    <w:p>
+      <w:r>
+        <w:rPr>
+          <w:b/>
+          <w:color w:val="B1442F"/>
+          <w:sz w:val="26"/>
+        </w:rPr>
+        <w:t>YOUR WORK</w:t>
       </w:r>
     </w:p>
     <w:p>
@@ -123,54 +318,65 @@
       <w:r>
         <w:rPr>
           <w:b/>
-          <w:color w:val="B1442F"/>
-          <w:sz w:val="28"/>
+          <w:color w:val="FFFFFF"/>
+          <w:sz w:val="20"/>
+          <w:shd w:val="clear" w:fill="B1442F"/>
         </w:rPr>
-        <w:t>The First to Be Asked</w:t>
+        <w:t xml:space="preserve">  QUESTION 1  </w:t>
+      </w:r>
+      <w:r>
+        <w:rPr>
+          <w:b/>
+          <w:color w:val="6A6256"/>
+          <w:sz w:val="18"/>
+        </w:rPr>
+        <w:t xml:space="preserve">   STEP 1 · WHAT HAPPENED</w:t>
       </w:r>
     </w:p>
     <w:p>
       <w:r>
         <w:rPr>
-          <w:b/>
-          <w:color w:val="6A6256"/>
-          <w:sz w:val="17"/>
+          <w:b w:val="0"/>
+          <w:color w:val="1C1714"/>
+          <w:sz w:val="23"/>
         </w:rPr>
-        <w:t>1863</w:t>
+        <w:t>In your own words, what did the 54th Massachusetts do at Fort Wagner on July 18, 1863 — and what was the outcome of the battle itself?</w:t>
       </w:r>
     </w:p>
     <w:p>
       <w:pPr>
-        <w:spacing w:after="80"/>
+        <w:spacing w:after="120"/>
       </w:pPr>
       <w:r>
         <w:rPr>
-          <w:color w:val="1C1714"/>
-          <w:sz w:val="23"/>
+          <w:color w:val="9A9286"/>
+          <w:sz w:val="22"/>
         </w:rPr>
-        <w:t>After the Emancipation Proclamation opened the army to Black soldiers, the 54th Massachusetts Infantry became one of the first Black regiments raised in the North. Its men knew every eye in the country was on them — and that captured Black soldiers risked being killed or enslaved.</w:t>
+        <w:t>____________________________________________________________________________________________</w:t>
       </w:r>
     </w:p>
     <w:p>
       <w:pPr>
-        <w:spacing w:after="80"/>
+        <w:spacing w:after="120"/>
       </w:pPr>
       <w:r>
         <w:rPr>
-          <w:color w:val="1C1714"/>
-          <w:sz w:val="23"/>
+          <w:color w:val="9A9286"/>
+          <w:sz w:val="22"/>
         </w:rPr>
-        <w:t>Led by a young white colonel, Robert Gould Shaw, the 54th volunteered for the most dangerous mission available: a frontal assault on Fort Wagner, a powerful Confederate stronghold guarding Charleston Harbor.</w:t>
+        <w:t>____________________________________________________________________________________________</w:t>
       </w:r>
     </w:p>
     <w:p>
+      <w:pPr>
+        <w:spacing w:after="120"/>
+      </w:pPr>
       <w:r>
         <w:rPr>
-          <w:i/>
-          <w:color w:val="6A6256"/>
-          <w:sz w:val="17"/>
+          <w:color w:val="9A9286"/>
+          <w:sz w:val="22"/>
         </w:rPr>
-        <w:t>“Storming Fort Wagner” — chromolithograph, Kurz &amp; Allison, 1890, public domain (Library of Congress).</w:t>
+        <w:t>____________________________________________________________________________________________</w:t>
       </w:r>
     </w:p>
     <w:p>
@@ -180,40 +386,77 @@
       <w:r>
         <w:rPr>
           <w:b/>
-          <w:color w:val="B1442F"/>
-          <w:sz w:val="28"/>
+          <w:color w:val="FFFFFF"/>
+          <w:sz w:val="20"/>
+          <w:shd w:val="clear" w:fill="B1442F"/>
         </w:rPr>
-        <w:t>The Assault on Fort Wagner</w:t>
+        <w:t xml:space="preserve">  QUESTION 2  </w:t>
+      </w:r>
+      <w:r>
+        <w:rPr>
+          <w:b/>
+          <w:color w:val="6A6256"/>
+          <w:sz w:val="18"/>
+        </w:rPr>
+        <w:t xml:space="preserve">   STEP 2 · CORROBORATION</w:t>
       </w:r>
     </w:p>
     <w:p>
       <w:r>
         <w:rPr>
-          <w:b/>
-          <w:color w:val="6A6256"/>
-          <w:sz w:val="17"/>
+          <w:b w:val="0"/>
+          <w:color w:val="1C1714"/>
+          <w:sz w:val="23"/>
         </w:rPr>
-        <w:t>JULY 18, 1863</w:t>
+        <w:t>The 1863 newspaper (A), Douglass (B), and the 1890 image all point to the same conclusion. What is it?</w:t>
       </w:r>
     </w:p>
     <w:p>
+      <w:pPr>
+        <w:spacing w:after="40"/>
+        <w:ind w:left="432"/>
+      </w:pPr>
       <w:r>
         <w:rPr>
-          <w:i/>
-          <w:color w:val="1C1714"/>
           <w:sz w:val="22"/>
         </w:rPr>
-        <w:t>At dusk the 54th charged across open sand into massed cannon and rifle fire. They reached the walls and fought hand-to-hand before being driven back.</w:t>
+        <w:t>☐  A.  that the 54th captured Fort Wagner easily</w:t>
       </w:r>
     </w:p>
     <w:p>
+      <w:pPr>
+        <w:spacing w:after="40"/>
+        <w:ind w:left="432"/>
+      </w:pPr>
       <w:r>
         <w:rPr>
-          <w:i/>
-          <w:color w:val="6A6256"/>
-          <w:sz w:val="17"/>
+          <w:sz w:val="22"/>
         </w:rPr>
-        <w:t>“Storming Fort Wagner” — chromolithograph, Kurz &amp; Allison, 1890, public domain (Library of Congress).</w:t>
+        <w:t>☐  B.  that the courage of Black soldiers proved their valor and their claim to equal citizenship</w:t>
+      </w:r>
+    </w:p>
+    <w:p>
+      <w:pPr>
+        <w:spacing w:after="40"/>
+        <w:ind w:left="432"/>
+      </w:pPr>
+      <w:r>
+        <w:rPr>
+          <w:sz w:val="22"/>
+        </w:rPr>
+        <w:t>☐  C.  that Black soldiers should not have fought</w:t>
+      </w:r>
+    </w:p>
+    <w:p>
+      <w:pPr>
+        <w:spacing w:after="40"/>
+        <w:ind w:left="432"/>
+      </w:pPr>
+      <w:r>
+        <w:rPr>
+          <w:sz w:val="22"/>
+        </w:rPr>
+        <w:t>☐  D.  that the battle had no real importance</w:t>
       </w:r>
     </w:p>
     <w:p>
@@ -223,76 +466,77 @@
       <w:r>
         <w:rPr>
           <w:b/>
-          <w:color w:val="B1442F"/>
-          <w:sz w:val="28"/>
+          <w:color w:val="FFFFFF"/>
+          <w:sz w:val="20"/>
+          <w:shd w:val="clear" w:fill="B1442F"/>
         </w:rPr>
-        <w:t>A Defeat That Changed Minds</w:t>
+        <w:t xml:space="preserve">  QUESTION 3  </w:t>
+      </w:r>
+      <w:r>
+        <w:rPr>
+          <w:b/>
+          <w:color w:val="6A6256"/>
+          <w:sz w:val="18"/>
+        </w:rPr>
+        <w:t xml:space="preserve">   STEP 3 · LOST BATTLE, WON ARGUMENT</w:t>
       </w:r>
     </w:p>
     <w:p>
       <w:r>
         <w:rPr>
-          <w:b/>
-          <w:color w:val="6A6256"/>
-          <w:sz w:val="17"/>
+          <w:b w:val="0"/>
+          <w:color w:val="1C1714"/>
+          <w:sz w:val="23"/>
         </w:rPr>
-        <w:t>THE COST</w:t>
+        <w:t>The Union lost the assault, and nearly half the regiment fell. Explain why the 54th's defeat is still remembered as a kind of victory. What did it win, even in losing?</w:t>
       </w:r>
     </w:p>
     <w:p>
       <w:pPr>
-        <w:spacing w:after="80"/>
+        <w:spacing w:after="120"/>
       </w:pPr>
       <w:r>
         <w:rPr>
-          <w:color w:val="1C1714"/>
-          <w:sz w:val="23"/>
+          <w:color w:val="9A9286"/>
+          <w:sz w:val="22"/>
         </w:rPr>
-        <w:t>The attack failed. Nearly half the regiment was killed, wounded, or captured, and Colonel Shaw died on the fort's wall, buried by the Confederates in a mass grave with his men — an insult they intended, which the North turned into a badge of honor.</w:t>
+        <w:t>____________________________________________________________________________________________</w:t>
       </w:r>
     </w:p>
     <w:p>
       <w:pPr>
-        <w:spacing w:after="80"/>
+        <w:spacing w:after="120"/>
       </w:pPr>
       <w:r>
         <w:rPr>
-          <w:color w:val="1C1714"/>
-          <w:sz w:val="23"/>
+          <w:color w:val="9A9286"/>
+          <w:sz w:val="22"/>
         </w:rPr>
-        <w:t>Sergeant William Carney, though shot several times, kept the U.S. flag from touching the ground. Decades later he became one of the first Black Americans awarded the Medal of Honor.</w:t>
-      </w:r>
-    </w:p>
-    <w:p>
-      <w:r>
-        <w:rPr>
-          <w:i/>
-          <w:color w:val="6A6256"/>
-          <w:sz w:val="17"/>
-        </w:rPr>
-        <w:t>The divided nation, 1861 — map, © ShadowDog Digital Studios (SDS Digital Collection).</w:t>
-      </w:r>
-    </w:p>
-    <w:p>
-      <w:r>
-        <w:rPr>
-          <w:b/>
-          <w:color w:val="6A6256"/>
-          <w:sz w:val="17"/>
-        </w:rPr>
-        <w:t>FREDERICK DOUGLASS, WHOSE OWN SONS SERVED</w:t>
+        <w:t>____________________________________________________________________________________________</w:t>
       </w:r>
     </w:p>
     <w:p>
       <w:pPr>
-        <w:spacing w:after="80"/>
+        <w:spacing w:after="120"/>
       </w:pPr>
       <w:r>
         <w:rPr>
-          <w:color w:val="1C1714"/>
-          <w:sz w:val="23"/>
+          <w:color w:val="9A9286"/>
+          <w:sz w:val="22"/>
         </w:rPr>
-        <w:t>Once let the black man get upon his person the brass letters, U.S. … and a musket on his shoulder and bullets in his pocket, and there is no power on earth … which can deny that he has earned the right to citizenship.</w:t>
+        <w:t>____________________________________________________________________________________________</w:t>
+      </w:r>
+    </w:p>
+    <w:p>
+      <w:pPr>
+        <w:spacing w:after="120"/>
+      </w:pPr>
+      <w:r>
+        <w:rPr>
+          <w:color w:val="9A9286"/>
+          <w:sz w:val="22"/>
+        </w:rPr>
+        <w:t>____________________________________________________________________________________________</w:t>
       </w:r>
     </w:p>
     <w:p>
@@ -302,90 +546,79 @@
       <w:r>
         <w:rPr>
           <w:b/>
-          <w:color w:val="B1442F"/>
-          <w:sz w:val="28"/>
+          <w:color w:val="FFFFFF"/>
+          <w:sz w:val="20"/>
+          <w:shd w:val="clear" w:fill="B1442F"/>
         </w:rPr>
-        <w:t>Losing the Fort, Winning the Argument</w:t>
+        <w:t xml:space="preserve">  QUESTION 4  </w:t>
+      </w:r>
+      <w:r>
+        <w:rPr>
+          <w:b/>
+          <w:color w:val="6A6256"/>
+          <w:sz w:val="18"/>
+        </w:rPr>
+        <w:t xml:space="preserve">   STEP 4 · WHY IT MATTERS</w:t>
       </w:r>
     </w:p>
     <w:p>
       <w:r>
         <w:rPr>
-          <w:b/>
-          <w:color w:val="6A6256"/>
-          <w:sz w:val="17"/>
+          <w:b w:val="0"/>
+          <w:color w:val="1C1714"/>
+          <w:sz w:val="23"/>
         </w:rPr>
-        <w:t>WHY IT MATTERS</w:t>
+        <w:t>Using Douglass's words (Source B), explain the connection between serving as a soldier and claiming citizenship. Why would proving themselves in battle matter so much to the 180,000 Black men who served?</w:t>
       </w:r>
     </w:p>
     <w:p>
       <w:pPr>
-        <w:spacing w:after="80"/>
+        <w:spacing w:after="120"/>
       </w:pPr>
       <w:r>
         <w:rPr>
-          <w:color w:val="1C1714"/>
-          <w:sz w:val="23"/>
+          <w:color w:val="9A9286"/>
+          <w:sz w:val="22"/>
         </w:rPr>
-        <w:t>The 54th did not take Fort Wagner. But their courage, reported in newspapers everywhere, shattered the claim that Black men would not or could not fight. Enlistment of Black soldiers surged; by war's end nearly 180,000 had served.</w:t>
+        <w:t>____________________________________________________________________________________________</w:t>
       </w:r>
     </w:p>
     <w:p>
       <w:pPr>
-        <w:spacing w:after="80"/>
+        <w:spacing w:after="120"/>
       </w:pPr>
       <w:r>
         <w:rPr>
-          <w:color w:val="1C1714"/>
-          <w:sz w:val="23"/>
+          <w:color w:val="9A9286"/>
+          <w:sz w:val="22"/>
         </w:rPr>
-        <w:t>This is why the battle is remembered as a victory: it was fought as much for public opinion as for the fort. The 54th proved, in front of the whole nation, that the fight for the Union and the fight for Black freedom were now the same fight.</w:t>
-      </w:r>
-    </w:p>
-    <w:p>
-      <w:r>
-        <w:rPr>
-          <w:i/>
-          <w:color w:val="6A6256"/>
-          <w:sz w:val="17"/>
-        </w:rPr>
-        <w:t>The divided nation, 1861 — map, © ShadowDog Digital Studios (SDS Digital Collection).</w:t>
+        <w:t>____________________________________________________________________________________________</w:t>
       </w:r>
     </w:p>
     <w:p>
       <w:pPr>
-        <w:spacing w:before="200"/>
+        <w:spacing w:after="120"/>
       </w:pPr>
       <w:r>
         <w:rPr>
-          <w:b/>
-          <w:color w:val="B1442F"/>
-          <w:sz w:val="28"/>
+          <w:color w:val="9A9286"/>
+          <w:sz w:val="22"/>
         </w:rPr>
-        <w:t>Weigh the Evidence of Valor</w:t>
+        <w:t>____________________________________________________________________________________________</w:t>
       </w:r>
     </w:p>
     <w:p>
+      <w:pPr>
+        <w:spacing w:after="120"/>
+      </w:pPr>
       <w:r>
         <w:rPr>
-          <w:b/>
-          <w:color w:val="6A6256"/>
-          <w:sz w:val="17"/>
+          <w:color w:val="9A9286"/>
+          <w:sz w:val="22"/>
         </w:rPr>
-        <w:t>YOUR TURN</w:t>
+        <w:t>____________________________________________________________________________________________</w:t>
       </w:r>
     </w:p>
-    <w:p>
-      <w:r>
-        <w:rPr>
-          <w:i/>
-          <w:color w:val="1C1714"/>
-          <w:sz w:val="22"/>
-        </w:rPr>
-        <w:t>You'll read several sources about the 54th and practice corroboration — checking accounts against each other to explain how a lost battle reshaped a nation's mind.</w:t>
-      </w:r>
-    </w:p>
-    <w:p/>
     <w:p>
       <w:pPr>
         <w:jc w:val="center"/>
@@ -398,9 +631,160 @@
         <w:t>Promise &amp; Practice · ShadowDog Digital Studios · Unit 2</w:t>
       </w:r>
     </w:p>
+    <w:p>
+      <w:r>
+        <w:br w:type="page"/>
+      </w:r>
+    </w:p>
+    <w:tbl>
+      <w:tblPr>
+        <w:tblW w:type="auto" w:w="0"/>
+        <w:tblLayout w:type="autofit"/>
+        <w:tblLook w:firstColumn="1" w:firstRow="1" w:lastColumn="0" w:lastRow="0" w:noHBand="0" w:noVBand="1" w:val="04A0"/>
+      </w:tblPr>
+      <w:tblGrid>
+        <w:gridCol w:w="10224"/>
+      </w:tblGrid>
+      <w:tr>
+        <w:tc>
+          <w:tcPr>
+            <w:tcW w:type="dxa" w:w="10224"/>
+            <w:shd w:val="clear" w:fill="2c2219"/>
+          </w:tcPr>
+          <w:p>
+            <w:r>
+              <w:rPr>
+                <w:b/>
+                <w:color w:val="F0A184"/>
+                <w:sz w:val="28"/>
+              </w:rPr>
+              <w:t>TEACHER ANSWER KEY  —  Fort Wagner &amp; the 54th Massachusetts — A House Divided</w:t>
+            </w:r>
+          </w:p>
+        </w:tc>
+      </w:tr>
+    </w:tbl>
+    <w:p/>
+    <w:p>
+      <w:r>
+        <w:rPr>
+          <w:b/>
+          <w:color w:val="B1442F"/>
+          <w:sz w:val="22"/>
+        </w:rPr>
+        <w:t xml:space="preserve">QUESTION 1:  </w:t>
+      </w:r>
+      <w:r>
+        <w:rPr>
+          <w:sz w:val="22"/>
+        </w:rPr>
+        <w:t>Open response.</w:t>
+      </w:r>
+    </w:p>
+    <w:p>
+      <w:pPr>
+        <w:ind w:left="432"/>
+      </w:pPr>
+      <w:r>
+        <w:rPr>
+          <w:i/>
+          <w:color w:val="6A6256"/>
+          <w:sz w:val="21"/>
+        </w:rPr>
+        <w:t>Look for a response along the lines of: “The 54th… The battle itself ended with…”</w:t>
+      </w:r>
+    </w:p>
+    <w:p>
+      <w:r>
+        <w:rPr>
+          <w:b/>
+          <w:color w:val="B1442F"/>
+          <w:sz w:val="22"/>
+        </w:rPr>
+        <w:t xml:space="preserve">QUESTION 2:  </w:t>
+      </w:r>
+      <w:r>
+        <w:rPr>
+          <w:b/>
+          <w:sz w:val="22"/>
+        </w:rPr>
+        <w:t>Correct — B. that the courage of Black soldiers proved their valor and their claim to equal citizenship</w:t>
+      </w:r>
+    </w:p>
+    <w:p>
+      <w:pPr>
+        <w:ind w:left="432"/>
+      </w:pPr>
+      <w:r>
+        <w:rPr>
+          <w:i/>
+          <w:color w:val="6A6256"/>
+          <w:sz w:val="21"/>
+        </w:rPr>
+        <w:t>Exactly. From the battle report to Douglass to the later print, all the sources corroborate one message: the 54th's courage proved Black soldiers had earned their place — and their claim to citizenship.</w:t>
+      </w:r>
+    </w:p>
+    <w:p>
+      <w:r>
+        <w:rPr>
+          <w:b/>
+          <w:color w:val="B1442F"/>
+          <w:sz w:val="22"/>
+        </w:rPr>
+        <w:t xml:space="preserve">QUESTION 3:  </w:t>
+      </w:r>
+      <w:r>
+        <w:rPr>
+          <w:sz w:val="22"/>
+        </w:rPr>
+        <w:t>Open response.</w:t>
+      </w:r>
+    </w:p>
+    <w:p>
+      <w:pPr>
+        <w:ind w:left="432"/>
+      </w:pPr>
+      <w:r>
+        <w:rPr>
+          <w:i/>
+          <w:color w:val="6A6256"/>
+          <w:sz w:val="21"/>
+        </w:rPr>
+        <w:t>Look for a response along the lines of: “Though they lost the fort, the 54th won… because…”</w:t>
+      </w:r>
+    </w:p>
+    <w:p>
+      <w:r>
+        <w:rPr>
+          <w:b/>
+          <w:color w:val="B1442F"/>
+          <w:sz w:val="22"/>
+        </w:rPr>
+        <w:t xml:space="preserve">QUESTION 4:  </w:t>
+      </w:r>
+      <w:r>
+        <w:rPr>
+          <w:sz w:val="22"/>
+        </w:rPr>
+        <w:t>Open response.</w:t>
+      </w:r>
+    </w:p>
+    <w:p>
+      <w:pPr>
+        <w:ind w:left="432"/>
+      </w:pPr>
+      <w:r>
+        <w:rPr>
+          <w:i/>
+          <w:color w:val="6A6256"/>
+          <w:sz w:val="21"/>
+        </w:rPr>
+        <w:t>Look for a response along the lines of: “Douglass argued that a Black soldier… This mattered because…”</w:t>
+      </w:r>
+    </w:p>
     <w:sectPr>
       <w:pgSz w:w="12240" w:h="15840"/>
-      <w:pgMar w:top="1152" w:right="1152" w:bottom="1152" w:left="1152" w:header="720" w:footer="720" w:gutter="0"/>
+      <w:pgMar w:top="1008" w:right="1008" w:bottom="1008" w:left="1008" w:header="720" w:footer="720" w:gutter="0"/>
       <w:cols w:space="720"/>
       <w:docGrid w:linePitch="360"/>
     </w:sectPr>
